--- a/P1/TI.1.2. PAO202651_SOAP_DOTNET_SINBDD_NRC_36883_GR07/05. DOCUMENTACION/01. DICCIONARIO DE DATOS/DiccionarioDeDatos_GR07.docx
+++ b/P1/TI.1.2. PAO202651_SOAP_DOTNET_SINBDD_NRC_36883_GR07/05. DOCUMENTACION/01. DICCIONARIO DE DATOS/DiccionarioDeDatos_GR07.docx
@@ -343,7 +343,7 @@
                                 <w:szCs w:val="28"/>
                                 <w:lang w:eastAsia="es-EC"/>
                               </w:rPr>
-                              <w:t>14/10/2026</w:t>
+                              <w:t>27/10/2026</w:t>
                             </w:r>
                             <w:r>
                               <w:rPr>
@@ -656,7 +656,7 @@
                           <w:szCs w:val="28"/>
                           <w:lang w:eastAsia="es-EC"/>
                         </w:rPr>
-                        <w:t>14/10/2026</w:t>
+                        <w:t>27/10/2026</w:t>
                       </w:r>
                       <w:r>
                         <w:rPr>
@@ -4335,7 +4335,7 @@
       <w:pPr>
         <w:pStyle w:val="Ttulo1"/>
       </w:pPr>
-      <w:bookmarkStart w:id="0" w:name="_Toc242892415"/>
+      <w:bookmarkStart w:id="0" w:name="_Toc243988484"/>
       <w:r>
         <w:lastRenderedPageBreak/>
         <w:t xml:space="preserve">DICCIONARIO DE DATOS </w:t>
@@ -4388,7 +4388,7 @@
           <w:r>
             <w:fldChar w:fldCharType="separate"/>
           </w:r>
-          <w:hyperlink w:anchor="_Toc242892415" w:history="1">
+          <w:hyperlink w:anchor="_Toc243988484" w:history="1">
             <w:r>
               <w:rPr>
                 <w:rStyle w:val="Hipervnculo"/>
@@ -4415,7 +4415,7 @@
                 <w:noProof/>
                 <w:webHidden/>
               </w:rPr>
-              <w:instrText xml:space="preserve"> PAGEREF _Toc242892415 \h </w:instrText>
+              <w:instrText xml:space="preserve"> PAGEREF _Toc243988484 \h </w:instrText>
             </w:r>
             <w:r>
               <w:rPr>
@@ -4460,7 +4460,7 @@
               <w:lang w:val="es-MX" w:eastAsia="es-MX"/>
             </w:rPr>
           </w:pPr>
-          <w:hyperlink w:anchor="_Toc242892416" w:history="1">
+          <w:hyperlink w:anchor="_Toc243988485" w:history="1">
             <w:r>
               <w:rPr>
                 <w:rStyle w:val="Hipervnculo"/>
@@ -4503,7 +4503,7 @@
                 <w:noProof/>
                 <w:webHidden/>
               </w:rPr>
-              <w:instrText xml:space="preserve"> PAGEREF _Toc242892416 \h </w:instrText>
+              <w:instrText xml:space="preserve"> PAGEREF _Toc243988485 \h </w:instrText>
             </w:r>
             <w:r>
               <w:rPr>
@@ -4523,7 +4523,7 @@
                 <w:noProof/>
                 <w:webHidden/>
               </w:rPr>
-              <w:t>4</w:t>
+              <w:t>2</w:t>
             </w:r>
             <w:r>
               <w:rPr>
@@ -4548,7 +4548,7 @@
               <w:lang w:val="es-MX" w:eastAsia="es-MX"/>
             </w:rPr>
           </w:pPr>
-          <w:hyperlink w:anchor="_Toc242892417" w:history="1">
+          <w:hyperlink w:anchor="_Toc243988486" w:history="1">
             <w:r>
               <w:rPr>
                 <w:rStyle w:val="Hipervnculo"/>
@@ -4591,7 +4591,7 @@
                 <w:noProof/>
                 <w:webHidden/>
               </w:rPr>
-              <w:instrText xml:space="preserve"> PAGEREF _Toc242892417 \h </w:instrText>
+              <w:instrText xml:space="preserve"> PAGEREF _Toc243988486 \h </w:instrText>
             </w:r>
             <w:r>
               <w:rPr>
@@ -4611,7 +4611,7 @@
                 <w:noProof/>
                 <w:webHidden/>
               </w:rPr>
-              <w:t>4</w:t>
+              <w:t>2</w:t>
             </w:r>
             <w:r>
               <w:rPr>
@@ -4636,7 +4636,7 @@
               <w:lang w:val="es-MX" w:eastAsia="es-MX"/>
             </w:rPr>
           </w:pPr>
-          <w:hyperlink w:anchor="_Toc242892418" w:history="1">
+          <w:hyperlink w:anchor="_Toc243988487" w:history="1">
             <w:r>
               <w:rPr>
                 <w:rStyle w:val="Hipervnculo"/>
@@ -4679,7 +4679,7 @@
                 <w:noProof/>
                 <w:webHidden/>
               </w:rPr>
-              <w:instrText xml:space="preserve"> PAGEREF _Toc242892418 \h </w:instrText>
+              <w:instrText xml:space="preserve"> PAGEREF _Toc243988487 \h </w:instrText>
             </w:r>
             <w:r>
               <w:rPr>
@@ -4699,7 +4699,7 @@
                 <w:noProof/>
                 <w:webHidden/>
               </w:rPr>
-              <w:t>4</w:t>
+              <w:t>2</w:t>
             </w:r>
             <w:r>
               <w:rPr>
@@ -4724,7 +4724,7 @@
               <w:lang w:val="es-MX" w:eastAsia="es-MX"/>
             </w:rPr>
           </w:pPr>
-          <w:hyperlink w:anchor="_Toc242892419" w:history="1">
+          <w:hyperlink w:anchor="_Toc243988488" w:history="1">
             <w:r>
               <w:rPr>
                 <w:rStyle w:val="Hipervnculo"/>
@@ -4767,7 +4767,7 @@
                 <w:noProof/>
                 <w:webHidden/>
               </w:rPr>
-              <w:instrText xml:space="preserve"> PAGEREF _Toc242892419 \h </w:instrText>
+              <w:instrText xml:space="preserve"> PAGEREF _Toc243988488 \h </w:instrText>
             </w:r>
             <w:r>
               <w:rPr>
@@ -4787,7 +4787,7 @@
                 <w:noProof/>
                 <w:webHidden/>
               </w:rPr>
-              <w:t>4</w:t>
+              <w:t>2</w:t>
             </w:r>
             <w:r>
               <w:rPr>
@@ -4812,7 +4812,7 @@
               <w:lang w:val="es-MX" w:eastAsia="es-MX"/>
             </w:rPr>
           </w:pPr>
-          <w:hyperlink w:anchor="_Toc242892420" w:history="1">
+          <w:hyperlink w:anchor="_Toc243988489" w:history="1">
             <w:r>
               <w:rPr>
                 <w:rStyle w:val="Hipervnculo"/>
@@ -4855,7 +4855,7 @@
                 <w:noProof/>
                 <w:webHidden/>
               </w:rPr>
-              <w:instrText xml:space="preserve"> PAGEREF _Toc242892420 \h </w:instrText>
+              <w:instrText xml:space="preserve"> PAGEREF _Toc243988489 \h </w:instrText>
             </w:r>
             <w:r>
               <w:rPr>
@@ -4875,7 +4875,7 @@
                 <w:noProof/>
                 <w:webHidden/>
               </w:rPr>
-              <w:t>4</w:t>
+              <w:t>2</w:t>
             </w:r>
             <w:r>
               <w:rPr>
@@ -4900,7 +4900,7 @@
               <w:lang w:val="es-MX" w:eastAsia="es-MX"/>
             </w:rPr>
           </w:pPr>
-          <w:hyperlink w:anchor="_Toc242892421" w:history="1">
+          <w:hyperlink w:anchor="_Toc243988490" w:history="1">
             <w:r>
               <w:rPr>
                 <w:rStyle w:val="Hipervnculo"/>
@@ -4943,7 +4943,7 @@
                 <w:noProof/>
                 <w:webHidden/>
               </w:rPr>
-              <w:instrText xml:space="preserve"> PAGEREF _Toc242892421 \h </w:instrText>
+              <w:instrText xml:space="preserve"> PAGEREF _Toc243988490 \h </w:instrText>
             </w:r>
             <w:r>
               <w:rPr>
@@ -4963,7 +4963,7 @@
                 <w:noProof/>
                 <w:webHidden/>
               </w:rPr>
-              <w:t>5</w:t>
+              <w:t>3</w:t>
             </w:r>
             <w:r>
               <w:rPr>
@@ -4988,7 +4988,7 @@
               <w:lang w:val="es-MX" w:eastAsia="es-MX"/>
             </w:rPr>
           </w:pPr>
-          <w:hyperlink w:anchor="_Toc242892422" w:history="1">
+          <w:hyperlink w:anchor="_Toc243988491" w:history="1">
             <w:r>
               <w:rPr>
                 <w:rStyle w:val="Hipervnculo"/>
@@ -5031,7 +5031,7 @@
                 <w:noProof/>
                 <w:webHidden/>
               </w:rPr>
-              <w:instrText xml:space="preserve"> PAGEREF _Toc242892422 \h </w:instrText>
+              <w:instrText xml:space="preserve"> PAGEREF _Toc243988491 \h </w:instrText>
             </w:r>
             <w:r>
               <w:rPr>
@@ -5051,7 +5051,7 @@
                 <w:noProof/>
                 <w:webHidden/>
               </w:rPr>
-              <w:t>5</w:t>
+              <w:t>3</w:t>
             </w:r>
             <w:r>
               <w:rPr>
@@ -5076,7 +5076,7 @@
               <w:lang w:val="es-MX" w:eastAsia="es-MX"/>
             </w:rPr>
           </w:pPr>
-          <w:hyperlink w:anchor="_Toc242892423" w:history="1">
+          <w:hyperlink w:anchor="_Toc243988492" w:history="1">
             <w:r>
               <w:rPr>
                 <w:rStyle w:val="Hipervnculo"/>
@@ -5119,7 +5119,7 @@
                 <w:noProof/>
                 <w:webHidden/>
               </w:rPr>
-              <w:instrText xml:space="preserve"> PAGEREF _Toc242892423 \h </w:instrText>
+              <w:instrText xml:space="preserve"> PAGEREF _Toc243988492 \h </w:instrText>
             </w:r>
             <w:r>
               <w:rPr>
@@ -5139,7 +5139,7 @@
                 <w:noProof/>
                 <w:webHidden/>
               </w:rPr>
-              <w:t>5</w:t>
+              <w:t>3</w:t>
             </w:r>
             <w:r>
               <w:rPr>
@@ -5164,7 +5164,7 @@
               <w:lang w:val="es-MX" w:eastAsia="es-MX"/>
             </w:rPr>
           </w:pPr>
-          <w:hyperlink w:anchor="_Toc242892424" w:history="1">
+          <w:hyperlink w:anchor="_Toc243988493" w:history="1">
             <w:r>
               <w:rPr>
                 <w:rStyle w:val="Hipervnculo"/>
@@ -5207,7 +5207,7 @@
                 <w:noProof/>
                 <w:webHidden/>
               </w:rPr>
-              <w:instrText xml:space="preserve"> PAGEREF _Toc242892424 \h </w:instrText>
+              <w:instrText xml:space="preserve"> PAGEREF _Toc243988493 \h </w:instrText>
             </w:r>
             <w:r>
               <w:rPr>
@@ -5227,7 +5227,7 @@
                 <w:noProof/>
                 <w:webHidden/>
               </w:rPr>
-              <w:t>6</w:t>
+              <w:t>4</w:t>
             </w:r>
             <w:r>
               <w:rPr>
@@ -5252,7 +5252,7 @@
               <w:lang w:val="es-MX" w:eastAsia="es-MX"/>
             </w:rPr>
           </w:pPr>
-          <w:hyperlink w:anchor="_Toc242892425" w:history="1">
+          <w:hyperlink w:anchor="_Toc243988494" w:history="1">
             <w:r>
               <w:rPr>
                 <w:rStyle w:val="Hipervnculo"/>
@@ -5295,7 +5295,7 @@
                 <w:noProof/>
                 <w:webHidden/>
               </w:rPr>
-              <w:instrText xml:space="preserve"> PAGEREF _Toc242892425 \h </w:instrText>
+              <w:instrText xml:space="preserve"> PAGEREF _Toc243988494 \h </w:instrText>
             </w:r>
             <w:r>
               <w:rPr>
@@ -5315,7 +5315,7 @@
                 <w:noProof/>
                 <w:webHidden/>
               </w:rPr>
-              <w:t>6</w:t>
+              <w:t>4</w:t>
             </w:r>
             <w:r>
               <w:rPr>
@@ -5340,7 +5340,7 @@
               <w:lang w:val="es-MX" w:eastAsia="es-MX"/>
             </w:rPr>
           </w:pPr>
-          <w:hyperlink w:anchor="_Toc242892426" w:history="1">
+          <w:hyperlink w:anchor="_Toc243988495" w:history="1">
             <w:r>
               <w:rPr>
                 <w:rStyle w:val="Hipervnculo"/>
@@ -5383,7 +5383,7 @@
                 <w:noProof/>
                 <w:webHidden/>
               </w:rPr>
-              <w:instrText xml:space="preserve"> PAGEREF _Toc242892426 \h </w:instrText>
+              <w:instrText xml:space="preserve"> PAGEREF _Toc243988495 \h </w:instrText>
             </w:r>
             <w:r>
               <w:rPr>
@@ -5403,7 +5403,7 @@
                 <w:noProof/>
                 <w:webHidden/>
               </w:rPr>
-              <w:t>6</w:t>
+              <w:t>4</w:t>
             </w:r>
             <w:r>
               <w:rPr>
@@ -5428,7 +5428,7 @@
               <w:lang w:val="es-MX" w:eastAsia="es-MX"/>
             </w:rPr>
           </w:pPr>
-          <w:hyperlink w:anchor="_Toc242892427" w:history="1">
+          <w:hyperlink w:anchor="_Toc243988496" w:history="1">
             <w:r>
               <w:rPr>
                 <w:rStyle w:val="Hipervnculo"/>
@@ -5471,7 +5471,7 @@
                 <w:noProof/>
                 <w:webHidden/>
               </w:rPr>
-              <w:instrText xml:space="preserve"> PAGEREF _Toc242892427 \h </w:instrText>
+              <w:instrText xml:space="preserve"> PAGEREF _Toc243988496 \h </w:instrText>
             </w:r>
             <w:r>
               <w:rPr>
@@ -5491,7 +5491,7 @@
                 <w:noProof/>
                 <w:webHidden/>
               </w:rPr>
-              <w:t>7</w:t>
+              <w:t>5</w:t>
             </w:r>
             <w:r>
               <w:rPr>
@@ -5533,7 +5533,6 @@
         <w:pStyle w:val="TtuloTDC"/>
       </w:pPr>
       <w:r>
-        <w:lastRenderedPageBreak/>
         <w:t>ÍNDICE</w:t>
       </w:r>
       <w:r>
@@ -5567,16 +5566,12 @@
         <w:spacing w:before="0" w:after="0"/>
         <w:jc w:val="left"/>
       </w:pPr>
-      <w:r>
-        <w:br w:type="page"/>
-      </w:r>
     </w:p>
     <w:p>
       <w:pPr>
         <w:pStyle w:val="TtuloTDC"/>
       </w:pPr>
       <w:r>
-        <w:lastRenderedPageBreak/>
         <w:t>ÍNDICE</w:t>
       </w:r>
       <w:r>
@@ -5605,7 +5600,7 @@
       <w:r>
         <w:fldChar w:fldCharType="separate"/>
       </w:r>
-      <w:hyperlink w:anchor="_Toc242892428" w:history="1">
+      <w:hyperlink w:anchor="_Toc243988497" w:history="1">
         <w:r>
           <w:rPr>
             <w:rStyle w:val="Hipervnculo"/>
@@ -5632,7 +5627,504 @@
             <w:noProof/>
             <w:webHidden/>
           </w:rPr>
-          <w:instrText xml:space="preserve"> PAGEREF _Toc242892428 \h </w:instrText>
+          <w:instrText xml:space="preserve"> PAGEREF _Toc243988497 \h </w:instrText>
+        </w:r>
+        <w:r>
+          <w:rPr>
+            <w:noProof/>
+            <w:webHidden/>
+          </w:rPr>
+        </w:r>
+        <w:r>
+          <w:rPr>
+            <w:noProof/>
+            <w:webHidden/>
+          </w:rPr>
+          <w:fldChar w:fldCharType="separate"/>
+        </w:r>
+        <w:r>
+          <w:rPr>
+            <w:noProof/>
+            <w:webHidden/>
+          </w:rPr>
+          <w:t>2</w:t>
+        </w:r>
+        <w:r>
+          <w:rPr>
+            <w:noProof/>
+            <w:webHidden/>
+          </w:rPr>
+          <w:fldChar w:fldCharType="end"/>
+        </w:r>
+      </w:hyperlink>
+    </w:p>
+    <w:p>
+      <w:pPr>
+        <w:pStyle w:val="Tabladeilustraciones"/>
+        <w:tabs>
+          <w:tab w:val="right" w:leader="dot" w:pos="9020"/>
+        </w:tabs>
+        <w:rPr>
+          <w:rFonts w:asciiTheme="minorHAnsi" w:eastAsiaTheme="minorEastAsia" w:hAnsiTheme="minorHAnsi" w:cstheme="minorBidi"/>
+          <w:noProof/>
+          <w:sz w:val="22"/>
+          <w:lang w:val="es-MX" w:eastAsia="es-MX"/>
+        </w:rPr>
+      </w:pPr>
+      <w:hyperlink w:anchor="_Toc243988498" w:history="1">
+        <w:r>
+          <w:rPr>
+            <w:rStyle w:val="Hipervnculo"/>
+            <w:noProof/>
+          </w:rPr>
+          <w:t>Tabla 2. Tokens activos (clase GestorTokens)</w:t>
+        </w:r>
+        <w:r>
+          <w:rPr>
+            <w:noProof/>
+            <w:webHidden/>
+          </w:rPr>
+          <w:tab/>
+        </w:r>
+        <w:r>
+          <w:rPr>
+            <w:noProof/>
+            <w:webHidden/>
+          </w:rPr>
+          <w:fldChar w:fldCharType="begin"/>
+        </w:r>
+        <w:r>
+          <w:rPr>
+            <w:noProof/>
+            <w:webHidden/>
+          </w:rPr>
+          <w:instrText xml:space="preserve"> PAGEREF _Toc243988498 \h </w:instrText>
+        </w:r>
+        <w:r>
+          <w:rPr>
+            <w:noProof/>
+            <w:webHidden/>
+          </w:rPr>
+        </w:r>
+        <w:r>
+          <w:rPr>
+            <w:noProof/>
+            <w:webHidden/>
+          </w:rPr>
+          <w:fldChar w:fldCharType="separate"/>
+        </w:r>
+        <w:r>
+          <w:rPr>
+            <w:noProof/>
+            <w:webHidden/>
+          </w:rPr>
+          <w:t>2</w:t>
+        </w:r>
+        <w:r>
+          <w:rPr>
+            <w:noProof/>
+            <w:webHidden/>
+          </w:rPr>
+          <w:fldChar w:fldCharType="end"/>
+        </w:r>
+      </w:hyperlink>
+    </w:p>
+    <w:p>
+      <w:pPr>
+        <w:pStyle w:val="Tabladeilustraciones"/>
+        <w:tabs>
+          <w:tab w:val="right" w:leader="dot" w:pos="9020"/>
+        </w:tabs>
+        <w:rPr>
+          <w:rFonts w:asciiTheme="minorHAnsi" w:eastAsiaTheme="minorEastAsia" w:hAnsiTheme="minorHAnsi" w:cstheme="minorBidi"/>
+          <w:noProof/>
+          <w:sz w:val="22"/>
+          <w:lang w:val="es-MX" w:eastAsia="es-MX"/>
+        </w:rPr>
+      </w:pPr>
+      <w:hyperlink w:anchor="_Toc243988499" w:history="1">
+        <w:r>
+          <w:rPr>
+            <w:rStyle w:val="Hipervnculo"/>
+            <w:noProof/>
+          </w:rPr>
+          <w:t>Tabla 3. Unidades de longitud (base: metro)</w:t>
+        </w:r>
+        <w:r>
+          <w:rPr>
+            <w:noProof/>
+            <w:webHidden/>
+          </w:rPr>
+          <w:tab/>
+        </w:r>
+        <w:r>
+          <w:rPr>
+            <w:noProof/>
+            <w:webHidden/>
+          </w:rPr>
+          <w:fldChar w:fldCharType="begin"/>
+        </w:r>
+        <w:r>
+          <w:rPr>
+            <w:noProof/>
+            <w:webHidden/>
+          </w:rPr>
+          <w:instrText xml:space="preserve"> PAGEREF _Toc243988499 \h </w:instrText>
+        </w:r>
+        <w:r>
+          <w:rPr>
+            <w:noProof/>
+            <w:webHidden/>
+          </w:rPr>
+        </w:r>
+        <w:r>
+          <w:rPr>
+            <w:noProof/>
+            <w:webHidden/>
+          </w:rPr>
+          <w:fldChar w:fldCharType="separate"/>
+        </w:r>
+        <w:r>
+          <w:rPr>
+            <w:noProof/>
+            <w:webHidden/>
+          </w:rPr>
+          <w:t>2</w:t>
+        </w:r>
+        <w:r>
+          <w:rPr>
+            <w:noProof/>
+            <w:webHidden/>
+          </w:rPr>
+          <w:fldChar w:fldCharType="end"/>
+        </w:r>
+      </w:hyperlink>
+    </w:p>
+    <w:p>
+      <w:pPr>
+        <w:pStyle w:val="Tabladeilustraciones"/>
+        <w:tabs>
+          <w:tab w:val="right" w:leader="dot" w:pos="9020"/>
+        </w:tabs>
+        <w:rPr>
+          <w:rFonts w:asciiTheme="minorHAnsi" w:eastAsiaTheme="minorEastAsia" w:hAnsiTheme="minorHAnsi" w:cstheme="minorBidi"/>
+          <w:noProof/>
+          <w:sz w:val="22"/>
+          <w:lang w:val="es-MX" w:eastAsia="es-MX"/>
+        </w:rPr>
+      </w:pPr>
+      <w:hyperlink w:anchor="_Toc243988500" w:history="1">
+        <w:r>
+          <w:rPr>
+            <w:rStyle w:val="Hipervnculo"/>
+            <w:noProof/>
+          </w:rPr>
+          <w:t>Tabla 4. Unidades de masa (base: kilogramo)</w:t>
+        </w:r>
+        <w:r>
+          <w:rPr>
+            <w:noProof/>
+            <w:webHidden/>
+          </w:rPr>
+          <w:tab/>
+        </w:r>
+        <w:r>
+          <w:rPr>
+            <w:noProof/>
+            <w:webHidden/>
+          </w:rPr>
+          <w:fldChar w:fldCharType="begin"/>
+        </w:r>
+        <w:r>
+          <w:rPr>
+            <w:noProof/>
+            <w:webHidden/>
+          </w:rPr>
+          <w:instrText xml:space="preserve"> PAGEREF _Toc243988500 \h </w:instrText>
+        </w:r>
+        <w:r>
+          <w:rPr>
+            <w:noProof/>
+            <w:webHidden/>
+          </w:rPr>
+        </w:r>
+        <w:r>
+          <w:rPr>
+            <w:noProof/>
+            <w:webHidden/>
+          </w:rPr>
+          <w:fldChar w:fldCharType="separate"/>
+        </w:r>
+        <w:r>
+          <w:rPr>
+            <w:noProof/>
+            <w:webHidden/>
+          </w:rPr>
+          <w:t>2</w:t>
+        </w:r>
+        <w:r>
+          <w:rPr>
+            <w:noProof/>
+            <w:webHidden/>
+          </w:rPr>
+          <w:fldChar w:fldCharType="end"/>
+        </w:r>
+      </w:hyperlink>
+    </w:p>
+    <w:p>
+      <w:pPr>
+        <w:pStyle w:val="Tabladeilustraciones"/>
+        <w:tabs>
+          <w:tab w:val="right" w:leader="dot" w:pos="9020"/>
+        </w:tabs>
+        <w:rPr>
+          <w:rFonts w:asciiTheme="minorHAnsi" w:eastAsiaTheme="minorEastAsia" w:hAnsiTheme="minorHAnsi" w:cstheme="minorBidi"/>
+          <w:noProof/>
+          <w:sz w:val="22"/>
+          <w:lang w:val="es-MX" w:eastAsia="es-MX"/>
+        </w:rPr>
+      </w:pPr>
+      <w:hyperlink w:anchor="_Toc243988501" w:history="1">
+        <w:r>
+          <w:rPr>
+            <w:rStyle w:val="Hipervnculo"/>
+            <w:noProof/>
+          </w:rPr>
+          <w:t>Tabla 5. Escalas de temperatura (no lineal: se pasa por celsius)</w:t>
+        </w:r>
+        <w:r>
+          <w:rPr>
+            <w:noProof/>
+            <w:webHidden/>
+          </w:rPr>
+          <w:tab/>
+        </w:r>
+        <w:r>
+          <w:rPr>
+            <w:noProof/>
+            <w:webHidden/>
+          </w:rPr>
+          <w:fldChar w:fldCharType="begin"/>
+        </w:r>
+        <w:r>
+          <w:rPr>
+            <w:noProof/>
+            <w:webHidden/>
+          </w:rPr>
+          <w:instrText xml:space="preserve"> PAGEREF _Toc243988501 \h </w:instrText>
+        </w:r>
+        <w:r>
+          <w:rPr>
+            <w:noProof/>
+            <w:webHidden/>
+          </w:rPr>
+        </w:r>
+        <w:r>
+          <w:rPr>
+            <w:noProof/>
+            <w:webHidden/>
+          </w:rPr>
+          <w:fldChar w:fldCharType="separate"/>
+        </w:r>
+        <w:r>
+          <w:rPr>
+            <w:noProof/>
+            <w:webHidden/>
+          </w:rPr>
+          <w:t>3</w:t>
+        </w:r>
+        <w:r>
+          <w:rPr>
+            <w:noProof/>
+            <w:webHidden/>
+          </w:rPr>
+          <w:fldChar w:fldCharType="end"/>
+        </w:r>
+      </w:hyperlink>
+    </w:p>
+    <w:p>
+      <w:pPr>
+        <w:pStyle w:val="Tabladeilustraciones"/>
+        <w:tabs>
+          <w:tab w:val="right" w:leader="dot" w:pos="9020"/>
+        </w:tabs>
+        <w:rPr>
+          <w:rFonts w:asciiTheme="minorHAnsi" w:eastAsiaTheme="minorEastAsia" w:hAnsiTheme="minorHAnsi" w:cstheme="minorBidi"/>
+          <w:noProof/>
+          <w:sz w:val="22"/>
+          <w:lang w:val="es-MX" w:eastAsia="es-MX"/>
+        </w:rPr>
+      </w:pPr>
+      <w:hyperlink w:anchor="_Toc243988502" w:history="1">
+        <w:r>
+          <w:rPr>
+            <w:rStyle w:val="Hipervnculo"/>
+            <w:noProof/>
+          </w:rPr>
+          <w:t>Tabla 6. Operaciones y parámetros de entrada</w:t>
+        </w:r>
+        <w:r>
+          <w:rPr>
+            <w:noProof/>
+            <w:webHidden/>
+          </w:rPr>
+          <w:tab/>
+        </w:r>
+        <w:r>
+          <w:rPr>
+            <w:noProof/>
+            <w:webHidden/>
+          </w:rPr>
+          <w:fldChar w:fldCharType="begin"/>
+        </w:r>
+        <w:r>
+          <w:rPr>
+            <w:noProof/>
+            <w:webHidden/>
+          </w:rPr>
+          <w:instrText xml:space="preserve"> PAGEREF _Toc243988502 \h </w:instrText>
+        </w:r>
+        <w:r>
+          <w:rPr>
+            <w:noProof/>
+            <w:webHidden/>
+          </w:rPr>
+        </w:r>
+        <w:r>
+          <w:rPr>
+            <w:noProof/>
+            <w:webHidden/>
+          </w:rPr>
+          <w:fldChar w:fldCharType="separate"/>
+        </w:r>
+        <w:r>
+          <w:rPr>
+            <w:noProof/>
+            <w:webHidden/>
+          </w:rPr>
+          <w:t>3</w:t>
+        </w:r>
+        <w:r>
+          <w:rPr>
+            <w:noProof/>
+            <w:webHidden/>
+          </w:rPr>
+          <w:fldChar w:fldCharType="end"/>
+        </w:r>
+      </w:hyperlink>
+    </w:p>
+    <w:p>
+      <w:pPr>
+        <w:pStyle w:val="Tabladeilustraciones"/>
+        <w:tabs>
+          <w:tab w:val="right" w:leader="dot" w:pos="9020"/>
+        </w:tabs>
+        <w:rPr>
+          <w:rFonts w:asciiTheme="minorHAnsi" w:eastAsiaTheme="minorEastAsia" w:hAnsiTheme="minorHAnsi" w:cstheme="minorBidi"/>
+          <w:noProof/>
+          <w:sz w:val="22"/>
+          <w:lang w:val="es-MX" w:eastAsia="es-MX"/>
+        </w:rPr>
+      </w:pPr>
+      <w:hyperlink w:anchor="_Toc243988503" w:history="1">
+        <w:r>
+          <w:rPr>
+            <w:rStyle w:val="Hipervnculo"/>
+            <w:noProof/>
+          </w:rPr>
+          <w:t>Tabla 7. Campos de RespuestaServicio</w:t>
+        </w:r>
+        <w:r>
+          <w:rPr>
+            <w:noProof/>
+            <w:webHidden/>
+          </w:rPr>
+          <w:tab/>
+        </w:r>
+        <w:r>
+          <w:rPr>
+            <w:noProof/>
+            <w:webHidden/>
+          </w:rPr>
+          <w:fldChar w:fldCharType="begin"/>
+        </w:r>
+        <w:r>
+          <w:rPr>
+            <w:noProof/>
+            <w:webHidden/>
+          </w:rPr>
+          <w:instrText xml:space="preserve"> PAGEREF _Toc243988503 \h </w:instrText>
+        </w:r>
+        <w:r>
+          <w:rPr>
+            <w:noProof/>
+            <w:webHidden/>
+          </w:rPr>
+        </w:r>
+        <w:r>
+          <w:rPr>
+            <w:noProof/>
+            <w:webHidden/>
+          </w:rPr>
+          <w:fldChar w:fldCharType="separate"/>
+        </w:r>
+        <w:r>
+          <w:rPr>
+            <w:noProof/>
+            <w:webHidden/>
+          </w:rPr>
+          <w:t>3</w:t>
+        </w:r>
+        <w:r>
+          <w:rPr>
+            <w:noProof/>
+            <w:webHidden/>
+          </w:rPr>
+          <w:fldChar w:fldCharType="end"/>
+        </w:r>
+      </w:hyperlink>
+    </w:p>
+    <w:p>
+      <w:pPr>
+        <w:pStyle w:val="Tabladeilustraciones"/>
+        <w:tabs>
+          <w:tab w:val="right" w:leader="dot" w:pos="9020"/>
+        </w:tabs>
+        <w:rPr>
+          <w:rFonts w:asciiTheme="minorHAnsi" w:eastAsiaTheme="minorEastAsia" w:hAnsiTheme="minorHAnsi" w:cstheme="minorBidi"/>
+          <w:noProof/>
+          <w:sz w:val="22"/>
+          <w:lang w:val="es-MX" w:eastAsia="es-MX"/>
+        </w:rPr>
+      </w:pPr>
+      <w:hyperlink w:anchor="_Toc243988504" w:history="1">
+        <w:r>
+          <w:rPr>
+            <w:rStyle w:val="Hipervnculo"/>
+            <w:noProof/>
+          </w:rPr>
+          <w:t>Tabla 8. Códigos de resultado</w:t>
+        </w:r>
+        <w:r>
+          <w:rPr>
+            <w:noProof/>
+            <w:webHidden/>
+          </w:rPr>
+          <w:tab/>
+        </w:r>
+        <w:r>
+          <w:rPr>
+            <w:noProof/>
+            <w:webHidden/>
+          </w:rPr>
+          <w:fldChar w:fldCharType="begin"/>
+        </w:r>
+        <w:r>
+          <w:rPr>
+            <w:noProof/>
+            <w:webHidden/>
+          </w:rPr>
+          <w:instrText xml:space="preserve"> PAGEREF _Toc243988504 \h </w:instrText>
         </w:r>
         <w:r>
           <w:rPr>
@@ -5676,13 +6168,13 @@
           <w:lang w:val="es-MX" w:eastAsia="es-MX"/>
         </w:rPr>
       </w:pPr>
-      <w:hyperlink w:anchor="_Toc242892429" w:history="1">
+      <w:hyperlink w:anchor="_Toc243988505" w:history="1">
         <w:r>
           <w:rPr>
             <w:rStyle w:val="Hipervnculo"/>
             <w:noProof/>
           </w:rPr>
-          <w:t>Tabla 2. Tokens activos (clase GestorTokens)</w:t>
+          <w:t>Tabla 9. Ejemplo: convertir 2,5 kilogramos a libras (WSMasa)</w:t>
         </w:r>
         <w:r>
           <w:rPr>
@@ -5703,7 +6195,7 @@
             <w:noProof/>
             <w:webHidden/>
           </w:rPr>
-          <w:instrText xml:space="preserve"> PAGEREF _Toc242892429 \h </w:instrText>
+          <w:instrText xml:space="preserve"> PAGEREF _Toc243988505 \h </w:instrText>
         </w:r>
         <w:r>
           <w:rPr>
@@ -5747,13 +6239,13 @@
           <w:lang w:val="es-MX" w:eastAsia="es-MX"/>
         </w:rPr>
       </w:pPr>
-      <w:hyperlink w:anchor="_Toc242892430" w:history="1">
+      <w:hyperlink w:anchor="_Toc243988506" w:history="1">
         <w:r>
           <w:rPr>
             <w:rStyle w:val="Hipervnculo"/>
             <w:noProof/>
           </w:rPr>
-          <w:t>Tabla 3. Unidades de longitud (base: metro)</w:t>
+          <w:t>Tabla 10. Reglas de validación y mensajes</w:t>
         </w:r>
         <w:r>
           <w:rPr>
@@ -5774,7 +6266,7 @@
             <w:noProof/>
             <w:webHidden/>
           </w:rPr>
-          <w:instrText xml:space="preserve"> PAGEREF _Toc242892430 \h </w:instrText>
+          <w:instrText xml:space="preserve"> PAGEREF _Toc243988506 \h </w:instrText>
         </w:r>
         <w:r>
           <w:rPr>
@@ -5818,13 +6310,13 @@
           <w:lang w:val="es-MX" w:eastAsia="es-MX"/>
         </w:rPr>
       </w:pPr>
-      <w:hyperlink w:anchor="_Toc242892431" w:history="1">
+      <w:hyperlink w:anchor="_Toc243988507" w:history="1">
         <w:r>
           <w:rPr>
             <w:rStyle w:val="Hipervnculo"/>
             <w:noProof/>
           </w:rPr>
-          <w:t>Tabla 4. Unidades de masa (base: kilogramo)</w:t>
+          <w:t>Tabla 11. Datos en los clientes</w:t>
         </w:r>
         <w:r>
           <w:rPr>
@@ -5845,78 +6337,7 @@
             <w:noProof/>
             <w:webHidden/>
           </w:rPr>
-          <w:instrText xml:space="preserve"> PAGEREF _Toc242892431 \h </w:instrText>
-        </w:r>
-        <w:r>
-          <w:rPr>
-            <w:noProof/>
-            <w:webHidden/>
-          </w:rPr>
-        </w:r>
-        <w:r>
-          <w:rPr>
-            <w:noProof/>
-            <w:webHidden/>
-          </w:rPr>
-          <w:fldChar w:fldCharType="separate"/>
-        </w:r>
-        <w:r>
-          <w:rPr>
-            <w:noProof/>
-            <w:webHidden/>
-          </w:rPr>
-          <w:t>4</w:t>
-        </w:r>
-        <w:r>
-          <w:rPr>
-            <w:noProof/>
-            <w:webHidden/>
-          </w:rPr>
-          <w:fldChar w:fldCharType="end"/>
-        </w:r>
-      </w:hyperlink>
-    </w:p>
-    <w:p>
-      <w:pPr>
-        <w:pStyle w:val="Tabladeilustraciones"/>
-        <w:tabs>
-          <w:tab w:val="right" w:leader="dot" w:pos="9020"/>
-        </w:tabs>
-        <w:rPr>
-          <w:rFonts w:asciiTheme="minorHAnsi" w:eastAsiaTheme="minorEastAsia" w:hAnsiTheme="minorHAnsi" w:cstheme="minorBidi"/>
-          <w:noProof/>
-          <w:sz w:val="22"/>
-          <w:lang w:val="es-MX" w:eastAsia="es-MX"/>
-        </w:rPr>
-      </w:pPr>
-      <w:hyperlink w:anchor="_Toc242892432" w:history="1">
-        <w:r>
-          <w:rPr>
-            <w:rStyle w:val="Hipervnculo"/>
-            <w:noProof/>
-          </w:rPr>
-          <w:t>Tabla 5. Escalas de temperatura (no lineal: se pasa por celsius)</w:t>
-        </w:r>
-        <w:r>
-          <w:rPr>
-            <w:noProof/>
-            <w:webHidden/>
-          </w:rPr>
-          <w:tab/>
-        </w:r>
-        <w:r>
-          <w:rPr>
-            <w:noProof/>
-            <w:webHidden/>
-          </w:rPr>
-          <w:fldChar w:fldCharType="begin"/>
-        </w:r>
-        <w:r>
-          <w:rPr>
-            <w:noProof/>
-            <w:webHidden/>
-          </w:rPr>
-          <w:instrText xml:space="preserve"> PAGEREF _Toc242892432 \h </w:instrText>
+          <w:instrText xml:space="preserve"> PAGEREF _Toc243988507 \h </w:instrText>
         </w:r>
         <w:r>
           <w:rPr>
@@ -5948,432 +6369,6 @@
       </w:hyperlink>
     </w:p>
     <w:p>
-      <w:pPr>
-        <w:pStyle w:val="Tabladeilustraciones"/>
-        <w:tabs>
-          <w:tab w:val="right" w:leader="dot" w:pos="9020"/>
-        </w:tabs>
-        <w:rPr>
-          <w:rFonts w:asciiTheme="minorHAnsi" w:eastAsiaTheme="minorEastAsia" w:hAnsiTheme="minorHAnsi" w:cstheme="minorBidi"/>
-          <w:noProof/>
-          <w:sz w:val="22"/>
-          <w:lang w:val="es-MX" w:eastAsia="es-MX"/>
-        </w:rPr>
-      </w:pPr>
-      <w:hyperlink w:anchor="_Toc242892433" w:history="1">
-        <w:r>
-          <w:rPr>
-            <w:rStyle w:val="Hipervnculo"/>
-            <w:noProof/>
-          </w:rPr>
-          <w:t>Tabla 6. Operaciones y parámetros de entrada</w:t>
-        </w:r>
-        <w:r>
-          <w:rPr>
-            <w:noProof/>
-            <w:webHidden/>
-          </w:rPr>
-          <w:tab/>
-        </w:r>
-        <w:r>
-          <w:rPr>
-            <w:noProof/>
-            <w:webHidden/>
-          </w:rPr>
-          <w:fldChar w:fldCharType="begin"/>
-        </w:r>
-        <w:r>
-          <w:rPr>
-            <w:noProof/>
-            <w:webHidden/>
-          </w:rPr>
-          <w:instrText xml:space="preserve"> PAGEREF _Toc242892433 \h </w:instrText>
-        </w:r>
-        <w:r>
-          <w:rPr>
-            <w:noProof/>
-            <w:webHidden/>
-          </w:rPr>
-        </w:r>
-        <w:r>
-          <w:rPr>
-            <w:noProof/>
-            <w:webHidden/>
-          </w:rPr>
-          <w:fldChar w:fldCharType="separate"/>
-        </w:r>
-        <w:r>
-          <w:rPr>
-            <w:noProof/>
-            <w:webHidden/>
-          </w:rPr>
-          <w:t>5</w:t>
-        </w:r>
-        <w:r>
-          <w:rPr>
-            <w:noProof/>
-            <w:webHidden/>
-          </w:rPr>
-          <w:fldChar w:fldCharType="end"/>
-        </w:r>
-      </w:hyperlink>
-    </w:p>
-    <w:p>
-      <w:pPr>
-        <w:pStyle w:val="Tabladeilustraciones"/>
-        <w:tabs>
-          <w:tab w:val="right" w:leader="dot" w:pos="9020"/>
-        </w:tabs>
-        <w:rPr>
-          <w:rFonts w:asciiTheme="minorHAnsi" w:eastAsiaTheme="minorEastAsia" w:hAnsiTheme="minorHAnsi" w:cstheme="minorBidi"/>
-          <w:noProof/>
-          <w:sz w:val="22"/>
-          <w:lang w:val="es-MX" w:eastAsia="es-MX"/>
-        </w:rPr>
-      </w:pPr>
-      <w:hyperlink w:anchor="_Toc242892434" w:history="1">
-        <w:r>
-          <w:rPr>
-            <w:rStyle w:val="Hipervnculo"/>
-            <w:noProof/>
-          </w:rPr>
-          <w:t>Tabla 7. Campos de RespuestaServicio</w:t>
-        </w:r>
-        <w:r>
-          <w:rPr>
-            <w:noProof/>
-            <w:webHidden/>
-          </w:rPr>
-          <w:tab/>
-        </w:r>
-        <w:r>
-          <w:rPr>
-            <w:noProof/>
-            <w:webHidden/>
-          </w:rPr>
-          <w:fldChar w:fldCharType="begin"/>
-        </w:r>
-        <w:r>
-          <w:rPr>
-            <w:noProof/>
-            <w:webHidden/>
-          </w:rPr>
-          <w:instrText xml:space="preserve"> PAGEREF _Toc242892434 \h </w:instrText>
-        </w:r>
-        <w:r>
-          <w:rPr>
-            <w:noProof/>
-            <w:webHidden/>
-          </w:rPr>
-        </w:r>
-        <w:r>
-          <w:rPr>
-            <w:noProof/>
-            <w:webHidden/>
-          </w:rPr>
-          <w:fldChar w:fldCharType="separate"/>
-        </w:r>
-        <w:r>
-          <w:rPr>
-            <w:noProof/>
-            <w:webHidden/>
-          </w:rPr>
-          <w:t>5</w:t>
-        </w:r>
-        <w:r>
-          <w:rPr>
-            <w:noProof/>
-            <w:webHidden/>
-          </w:rPr>
-          <w:fldChar w:fldCharType="end"/>
-        </w:r>
-      </w:hyperlink>
-    </w:p>
-    <w:p>
-      <w:pPr>
-        <w:pStyle w:val="Tabladeilustraciones"/>
-        <w:tabs>
-          <w:tab w:val="right" w:leader="dot" w:pos="9020"/>
-        </w:tabs>
-        <w:rPr>
-          <w:rFonts w:asciiTheme="minorHAnsi" w:eastAsiaTheme="minorEastAsia" w:hAnsiTheme="minorHAnsi" w:cstheme="minorBidi"/>
-          <w:noProof/>
-          <w:sz w:val="22"/>
-          <w:lang w:val="es-MX" w:eastAsia="es-MX"/>
-        </w:rPr>
-      </w:pPr>
-      <w:hyperlink w:anchor="_Toc242892435" w:history="1">
-        <w:r>
-          <w:rPr>
-            <w:rStyle w:val="Hipervnculo"/>
-            <w:noProof/>
-          </w:rPr>
-          <w:t>Tabla 8. Códigos de resultado</w:t>
-        </w:r>
-        <w:r>
-          <w:rPr>
-            <w:noProof/>
-            <w:webHidden/>
-          </w:rPr>
-          <w:tab/>
-        </w:r>
-        <w:r>
-          <w:rPr>
-            <w:noProof/>
-            <w:webHidden/>
-          </w:rPr>
-          <w:fldChar w:fldCharType="begin"/>
-        </w:r>
-        <w:r>
-          <w:rPr>
-            <w:noProof/>
-            <w:webHidden/>
-          </w:rPr>
-          <w:instrText xml:space="preserve"> PAGEREF _Toc242892435 \h </w:instrText>
-        </w:r>
-        <w:r>
-          <w:rPr>
-            <w:noProof/>
-            <w:webHidden/>
-          </w:rPr>
-        </w:r>
-        <w:r>
-          <w:rPr>
-            <w:noProof/>
-            <w:webHidden/>
-          </w:rPr>
-          <w:fldChar w:fldCharType="separate"/>
-        </w:r>
-        <w:r>
-          <w:rPr>
-            <w:noProof/>
-            <w:webHidden/>
-          </w:rPr>
-          <w:t>6</w:t>
-        </w:r>
-        <w:r>
-          <w:rPr>
-            <w:noProof/>
-            <w:webHidden/>
-          </w:rPr>
-          <w:fldChar w:fldCharType="end"/>
-        </w:r>
-      </w:hyperlink>
-    </w:p>
-    <w:p>
-      <w:pPr>
-        <w:pStyle w:val="Tabladeilustraciones"/>
-        <w:tabs>
-          <w:tab w:val="right" w:leader="dot" w:pos="9020"/>
-        </w:tabs>
-        <w:rPr>
-          <w:rFonts w:asciiTheme="minorHAnsi" w:eastAsiaTheme="minorEastAsia" w:hAnsiTheme="minorHAnsi" w:cstheme="minorBidi"/>
-          <w:noProof/>
-          <w:sz w:val="22"/>
-          <w:lang w:val="es-MX" w:eastAsia="es-MX"/>
-        </w:rPr>
-      </w:pPr>
-      <w:hyperlink w:anchor="_Toc242892436" w:history="1">
-        <w:r>
-          <w:rPr>
-            <w:rStyle w:val="Hipervnculo"/>
-            <w:noProof/>
-          </w:rPr>
-          <w:t>Tabla 9. Ejemplo: convertir 2,5 kilogramos a libras (WSMasa)</w:t>
-        </w:r>
-        <w:r>
-          <w:rPr>
-            <w:noProof/>
-            <w:webHidden/>
-          </w:rPr>
-          <w:tab/>
-        </w:r>
-        <w:r>
-          <w:rPr>
-            <w:noProof/>
-            <w:webHidden/>
-          </w:rPr>
-          <w:fldChar w:fldCharType="begin"/>
-        </w:r>
-        <w:r>
-          <w:rPr>
-            <w:noProof/>
-            <w:webHidden/>
-          </w:rPr>
-          <w:instrText xml:space="preserve"> PAGEREF _Toc242892436 \h </w:instrText>
-        </w:r>
-        <w:r>
-          <w:rPr>
-            <w:noProof/>
-            <w:webHidden/>
-          </w:rPr>
-        </w:r>
-        <w:r>
-          <w:rPr>
-            <w:noProof/>
-            <w:webHidden/>
-          </w:rPr>
-          <w:fldChar w:fldCharType="separate"/>
-        </w:r>
-        <w:r>
-          <w:rPr>
-            <w:noProof/>
-            <w:webHidden/>
-          </w:rPr>
-          <w:t>6</w:t>
-        </w:r>
-        <w:r>
-          <w:rPr>
-            <w:noProof/>
-            <w:webHidden/>
-          </w:rPr>
-          <w:fldChar w:fldCharType="end"/>
-        </w:r>
-      </w:hyperlink>
-    </w:p>
-    <w:p>
-      <w:pPr>
-        <w:pStyle w:val="Tabladeilustraciones"/>
-        <w:tabs>
-          <w:tab w:val="right" w:leader="dot" w:pos="9020"/>
-        </w:tabs>
-        <w:rPr>
-          <w:rFonts w:asciiTheme="minorHAnsi" w:eastAsiaTheme="minorEastAsia" w:hAnsiTheme="minorHAnsi" w:cstheme="minorBidi"/>
-          <w:noProof/>
-          <w:sz w:val="22"/>
-          <w:lang w:val="es-MX" w:eastAsia="es-MX"/>
-        </w:rPr>
-      </w:pPr>
-      <w:hyperlink w:anchor="_Toc242892437" w:history="1">
-        <w:r>
-          <w:rPr>
-            <w:rStyle w:val="Hipervnculo"/>
-            <w:noProof/>
-          </w:rPr>
-          <w:t>Tabla 10. Reglas de validación y mensajes</w:t>
-        </w:r>
-        <w:r>
-          <w:rPr>
-            <w:noProof/>
-            <w:webHidden/>
-          </w:rPr>
-          <w:tab/>
-        </w:r>
-        <w:r>
-          <w:rPr>
-            <w:noProof/>
-            <w:webHidden/>
-          </w:rPr>
-          <w:fldChar w:fldCharType="begin"/>
-        </w:r>
-        <w:r>
-          <w:rPr>
-            <w:noProof/>
-            <w:webHidden/>
-          </w:rPr>
-          <w:instrText xml:space="preserve"> PAGEREF _Toc242892437 \h </w:instrText>
-        </w:r>
-        <w:r>
-          <w:rPr>
-            <w:noProof/>
-            <w:webHidden/>
-          </w:rPr>
-        </w:r>
-        <w:r>
-          <w:rPr>
-            <w:noProof/>
-            <w:webHidden/>
-          </w:rPr>
-          <w:fldChar w:fldCharType="separate"/>
-        </w:r>
-        <w:r>
-          <w:rPr>
-            <w:noProof/>
-            <w:webHidden/>
-          </w:rPr>
-          <w:t>6</w:t>
-        </w:r>
-        <w:r>
-          <w:rPr>
-            <w:noProof/>
-            <w:webHidden/>
-          </w:rPr>
-          <w:fldChar w:fldCharType="end"/>
-        </w:r>
-      </w:hyperlink>
-    </w:p>
-    <w:p>
-      <w:pPr>
-        <w:pStyle w:val="Tabladeilustraciones"/>
-        <w:tabs>
-          <w:tab w:val="right" w:leader="dot" w:pos="9020"/>
-        </w:tabs>
-        <w:rPr>
-          <w:rFonts w:asciiTheme="minorHAnsi" w:eastAsiaTheme="minorEastAsia" w:hAnsiTheme="minorHAnsi" w:cstheme="minorBidi"/>
-          <w:noProof/>
-          <w:sz w:val="22"/>
-          <w:lang w:val="es-MX" w:eastAsia="es-MX"/>
-        </w:rPr>
-      </w:pPr>
-      <w:hyperlink w:anchor="_Toc242892438" w:history="1">
-        <w:r>
-          <w:rPr>
-            <w:rStyle w:val="Hipervnculo"/>
-            <w:noProof/>
-          </w:rPr>
-          <w:t>Tabla 11. Datos en los clientes</w:t>
-        </w:r>
-        <w:r>
-          <w:rPr>
-            <w:noProof/>
-            <w:webHidden/>
-          </w:rPr>
-          <w:tab/>
-        </w:r>
-        <w:r>
-          <w:rPr>
-            <w:noProof/>
-            <w:webHidden/>
-          </w:rPr>
-          <w:fldChar w:fldCharType="begin"/>
-        </w:r>
-        <w:r>
-          <w:rPr>
-            <w:noProof/>
-            <w:webHidden/>
-          </w:rPr>
-          <w:instrText xml:space="preserve"> PAGEREF _Toc242892438 \h </w:instrText>
-        </w:r>
-        <w:r>
-          <w:rPr>
-            <w:noProof/>
-            <w:webHidden/>
-          </w:rPr>
-        </w:r>
-        <w:r>
-          <w:rPr>
-            <w:noProof/>
-            <w:webHidden/>
-          </w:rPr>
-          <w:fldChar w:fldCharType="separate"/>
-        </w:r>
-        <w:r>
-          <w:rPr>
-            <w:noProof/>
-            <w:webHidden/>
-          </w:rPr>
-          <w:t>7</w:t>
-        </w:r>
-        <w:r>
-          <w:rPr>
-            <w:noProof/>
-            <w:webHidden/>
-          </w:rPr>
-          <w:fldChar w:fldCharType="end"/>
-        </w:r>
-      </w:hyperlink>
-    </w:p>
-    <w:p>
       <w:r>
         <w:fldChar w:fldCharType="end"/>
       </w:r>
@@ -6381,6 +6376,7 @@
     <w:p>
       <w:pPr>
         <w:sectPr>
+          <w:type w:val="continuous"/>
           <w:pgSz w:w="11910" w:h="16840"/>
           <w:pgMar w:top="1440" w:right="1440" w:bottom="1440" w:left="1440" w:header="0" w:footer="996" w:gutter="0"/>
           <w:pgBorders w:offsetFrom="page">
@@ -6403,7 +6399,7 @@
         </w:numPr>
         <w:spacing w:before="240" w:line="240" w:lineRule="auto"/>
       </w:pPr>
-      <w:bookmarkStart w:id="1" w:name="_Toc242892416"/>
+      <w:bookmarkStart w:id="1" w:name="_Toc243988485"/>
       <w:r>
         <w:lastRenderedPageBreak/>
         <w:t>Introducción</w:t>
@@ -6429,7 +6425,7 @@
         </w:numPr>
         <w:spacing w:before="240" w:line="240" w:lineRule="auto"/>
       </w:pPr>
-      <w:bookmarkStart w:id="2" w:name="_Toc242892417"/>
+      <w:bookmarkStart w:id="2" w:name="_Toc243988486"/>
       <w:r>
         <w:t>Estructuras de datos del servidor (en memoria)</w:t>
       </w:r>
@@ -6444,7 +6440,7 @@
           <w:numId w:val="20"/>
         </w:numPr>
       </w:pPr>
-      <w:bookmarkStart w:id="3" w:name="_Toc242892418"/>
+      <w:bookmarkStart w:id="3" w:name="_Toc243988487"/>
       <w:r>
         <w:t>Credenciales del usuario</w:t>
       </w:r>
@@ -6455,7 +6451,7 @@
         <w:pStyle w:val="Descripcin"/>
         <w:keepNext/>
       </w:pPr>
-      <w:bookmarkStart w:id="4" w:name="_Toc242892428"/>
+      <w:bookmarkStart w:id="4" w:name="_Toc243988497"/>
       <w:r>
         <w:t xml:space="preserve">Tabla </w:t>
       </w:r>
@@ -6751,7 +6747,7 @@
           <w:numId w:val="20"/>
         </w:numPr>
       </w:pPr>
-      <w:bookmarkStart w:id="5" w:name="_Toc242892419"/>
+      <w:bookmarkStart w:id="5" w:name="_Toc243988488"/>
       <w:r>
         <w:t>Tokens activos</w:t>
       </w:r>
@@ -6762,7 +6758,7 @@
         <w:pStyle w:val="Descripcin"/>
         <w:keepNext/>
       </w:pPr>
-      <w:bookmarkStart w:id="6" w:name="_Toc242892429"/>
+      <w:bookmarkStart w:id="6" w:name="_Toc243988498"/>
       <w:r>
         <w:t xml:space="preserve">Tabla </w:t>
       </w:r>
@@ -7219,7 +7215,7 @@
           <w:numId w:val="20"/>
         </w:numPr>
       </w:pPr>
-      <w:bookmarkStart w:id="7" w:name="_Toc242892420"/>
+      <w:bookmarkStart w:id="7" w:name="_Toc243988489"/>
       <w:r>
         <w:t>Catálogo de categorías y unidades</w:t>
       </w:r>
@@ -7235,7 +7231,7 @@
         <w:pStyle w:val="Descripcin"/>
         <w:keepNext/>
       </w:pPr>
-      <w:bookmarkStart w:id="8" w:name="_Toc242892430"/>
+      <w:bookmarkStart w:id="8" w:name="_Toc243988499"/>
       <w:r>
         <w:t xml:space="preserve">Tabla </w:t>
       </w:r>
@@ -7769,7 +7765,7 @@
         <w:pStyle w:val="Descripcin"/>
         <w:keepNext/>
       </w:pPr>
-      <w:bookmarkStart w:id="9" w:name="_Toc242892431"/>
+      <w:bookmarkStart w:id="9" w:name="_Toc243988500"/>
       <w:r>
         <w:t xml:space="preserve">Tabla </w:t>
       </w:r>
@@ -8304,7 +8300,7 @@
         <w:pStyle w:val="Descripcin"/>
         <w:keepNext/>
       </w:pPr>
-      <w:bookmarkStart w:id="10" w:name="_Toc242892432"/>
+      <w:bookmarkStart w:id="10" w:name="_Toc243988501"/>
       <w:r>
         <w:t xml:space="preserve">Tabla </w:t>
       </w:r>
@@ -8842,7 +8838,7 @@
         </w:numPr>
         <w:spacing w:before="240" w:line="240" w:lineRule="auto"/>
       </w:pPr>
-      <w:bookmarkStart w:id="11" w:name="_Toc242892421"/>
+      <w:bookmarkStart w:id="11" w:name="_Toc243988490"/>
       <w:r>
         <w:t>Mensajes SOAP</w:t>
       </w:r>
@@ -8857,7 +8853,7 @@
           <w:numId w:val="20"/>
         </w:numPr>
       </w:pPr>
-      <w:bookmarkStart w:id="12" w:name="_Toc242892422"/>
+      <w:bookmarkStart w:id="12" w:name="_Toc243988491"/>
       <w:r>
         <w:t>Parámetros de entrada por operación</w:t>
       </w:r>
@@ -8873,7 +8869,7 @@
         <w:pStyle w:val="Descripcin"/>
         <w:keepNext/>
       </w:pPr>
-      <w:bookmarkStart w:id="13" w:name="_Toc242892433"/>
+      <w:bookmarkStart w:id="13" w:name="_Toc243988502"/>
       <w:r>
         <w:t xml:space="preserve">Tabla </w:t>
       </w:r>
@@ -10408,7 +10404,7 @@
           <w:numId w:val="20"/>
         </w:numPr>
       </w:pPr>
-      <w:bookmarkStart w:id="14" w:name="_Toc242892423"/>
+      <w:bookmarkStart w:id="14" w:name="_Toc243988492"/>
       <w:r>
         <w:t>Respuesta estructurada</w:t>
       </w:r>
@@ -10424,7 +10420,7 @@
         <w:pStyle w:val="Descripcin"/>
         <w:keepNext/>
       </w:pPr>
-      <w:bookmarkStart w:id="15" w:name="_Toc242892434"/>
+      <w:bookmarkStart w:id="15" w:name="_Toc243988503"/>
       <w:r>
         <w:t xml:space="preserve">Tabla </w:t>
       </w:r>
@@ -11430,7 +11426,7 @@
           <w:numId w:val="20"/>
         </w:numPr>
       </w:pPr>
-      <w:bookmarkStart w:id="16" w:name="_Toc242892424"/>
+      <w:bookmarkStart w:id="16" w:name="_Toc243988493"/>
       <w:r>
         <w:t>Códigos de resultado</w:t>
       </w:r>
@@ -11441,7 +11437,7 @@
         <w:pStyle w:val="Descripcin"/>
         <w:keepNext/>
       </w:pPr>
-      <w:bookmarkStart w:id="17" w:name="_Toc242892435"/>
+      <w:bookmarkStart w:id="17" w:name="_Toc243988504"/>
       <w:r>
         <w:t xml:space="preserve">Tabla </w:t>
       </w:r>
@@ -12220,7 +12216,7 @@
           <w:numId w:val="20"/>
         </w:numPr>
       </w:pPr>
-      <w:bookmarkStart w:id="18" w:name="_Toc242892425"/>
+      <w:bookmarkStart w:id="18" w:name="_Toc243988494"/>
       <w:r>
         <w:t>Ejemplo de mensaje</w:t>
       </w:r>
@@ -12231,7 +12227,7 @@
         <w:pStyle w:val="Descripcin"/>
         <w:keepNext/>
       </w:pPr>
-      <w:bookmarkStart w:id="19" w:name="_Toc242892436"/>
+      <w:bookmarkStart w:id="19" w:name="_Toc243988505"/>
       <w:r>
         <w:t xml:space="preserve">Tabla </w:t>
       </w:r>
@@ -12511,7 +12507,7 @@
         </w:numPr>
         <w:spacing w:before="240" w:line="240" w:lineRule="auto"/>
       </w:pPr>
-      <w:bookmarkStart w:id="20" w:name="_Toc242892426"/>
+      <w:bookmarkStart w:id="20" w:name="_Toc243988495"/>
       <w:r>
         <w:t>Reglas de validación</w:t>
       </w:r>
@@ -12527,7 +12523,7 @@
         <w:pStyle w:val="Descripcin"/>
         <w:keepNext/>
       </w:pPr>
-      <w:bookmarkStart w:id="21" w:name="_Toc242892437"/>
+      <w:bookmarkStart w:id="21" w:name="_Toc243988506"/>
       <w:r>
         <w:t xml:space="preserve">Tabla </w:t>
       </w:r>
@@ -13549,7 +13545,7 @@
         </w:numPr>
         <w:spacing w:before="240" w:line="240" w:lineRule="auto"/>
       </w:pPr>
-      <w:bookmarkStart w:id="22" w:name="_Toc242892427"/>
+      <w:bookmarkStart w:id="22" w:name="_Toc243988496"/>
       <w:r>
         <w:t>Datos que guardan los clientes</w:t>
       </w:r>
@@ -13560,7 +13556,7 @@
         <w:pStyle w:val="Descripcin"/>
         <w:keepNext/>
       </w:pPr>
-      <w:bookmarkStart w:id="23" w:name="_Toc242892438"/>
+      <w:bookmarkStart w:id="23" w:name="_Toc243988507"/>
       <w:r>
         <w:t xml:space="preserve">Tabla </w:t>
       </w:r>
@@ -14090,6 +14086,7 @@
       </w:pPr>
     </w:p>
     <w:sectPr>
+      <w:type w:val="continuous"/>
       <w:pgSz w:w="11910" w:h="16840"/>
       <w:pgMar w:top="740" w:right="1320" w:bottom="1180" w:left="1160" w:header="0" w:footer="996" w:gutter="0"/>
       <w:pgBorders w:offsetFrom="page">
@@ -14099,6 +14096,7 @@
         <w:right w:val="twistedLines1" w:sz="15" w:space="24" w:color="auto"/>
       </w:pgBorders>
       <w:cols w:space="720"/>
+      <w:docGrid w:linePitch="326"/>
     </w:sectPr>
   </w:body>
 </w:document>
